--- a/cf/jm/u/files/u062.docx
+++ b/cf/jm/u/files/u062.docx
@@ -20,7 +20,7 @@
     </w:p>
     <w:p>
       <w:r>
-        <w:t>請針對每個題目，把答案填在「回答：」後面（越具體越好）；填好後請放回您的部門資料夾即可，不需回信。</w:t>
+        <w:t>這份問卷是想更了解您的實際作業，好把您的 AI 助理做得更貼近需求。第一部分請把答案填在「回答：」後面（越具體越好）；第二部分只是先讓您了解，之後用的時候再一起調整，不用現在填。填好後放回您的部門資料夾即可，不需回信。</w:t>
       </w:r>
     </w:p>
     <w:p>
@@ -32,8 +32,16 @@
       </w:r>
     </w:p>
     <w:p>
+      <w:pPr>
+        <w:pStyle w:val="Heading2"/>
+      </w:pPr>
       <w:r>
-        <w:t>1. 線別代碼有沒有對照表（LINE-A 等對應實際產線）？收料明細裡的線別欄位是否穩定？</w:t>
+        <w:t>一、請您提供或確認的事情</w:t>
+      </w:r>
+    </w:p>
+    <w:p>
+      <w:r>
+        <w:t>1. 你要 AI 幫忙的是每天核對收料明細、看各條線的料湊齊了沒，整理成「入料況表」，對嗎？</w:t>
       </w:r>
     </w:p>
     <w:p>
@@ -43,7 +51,7 @@
     </w:p>
     <w:p>
       <w:r>
-        <w:t>2. 「集結狀態」如何判定（例如全到=已集結、部分到=集結中）？有沒有量化門檻？</w:t>
+        <w:t>2. 收料明細從哪來？是從 SRM 收料系統匯出的每日 Excel，AI 拿到就能整理</w:t>
       </w:r>
     </w:p>
     <w:p>
@@ -53,7 +61,7 @@
     </w:p>
     <w:p>
       <w:r>
-        <w:t>3. 入料況表的欄位與格式是否有現行範本？要不要沿用手動登記的格式？</w:t>
+        <w:t>3. 「線別」怎麼分？每條線需要哪些料、要多少，有沒有一份需求清單能給 AI 比對？</w:t>
       </w:r>
     </w:p>
     <w:p>
@@ -63,7 +71,7 @@
     </w:p>
     <w:p>
       <w:r>
-        <w:t>4. 各線別需求清單從哪裡來？是否每日更新、可與收料明細同源？</w:t>
+        <w:t>4. 你希望入料況表長什麼樣？（欄位：線別、料號、需求數、已到數、短缺數、集結狀態）</w:t>
       </w:r>
     </w:p>
     <w:p>
@@ -73,7 +81,7 @@
     </w:p>
     <w:p>
       <w:r>
-        <w:t>5. 同料號跨多線需求時，到料要如何分配到各線別？</w:t>
+        <w:t>5. 「集結完成」的標準是什麼？（例如某線的料到齊幾成算 OK）先講清楚 AI 才會判</w:t>
       </w:r>
     </w:p>
     <w:p>
@@ -83,12 +91,45 @@
     </w:p>
     <w:p>
       <w:r>
-        <w:t>6. 料況表產出後是否只作備料參考，還是要回填其他系統？</w:t>
+        <w:t>6. 這張表是你備料的參考，最後判斷還是你來，AI 只幫你把料況彙整清楚，對嗎？</w:t>
       </w:r>
     </w:p>
     <w:p>
       <w:r>
         <w:t>回答：</w:t>
+      </w:r>
+    </w:p>
+    <w:p>
+      <w:pPr>
+        <w:pStyle w:val="Heading2"/>
+      </w:pPr>
+      <w:r>
+        <w:t>二、要用了之後、跟 AI 一起調整的事情（先了解即可，不用現在填）</w:t>
+      </w:r>
+    </w:p>
+    <w:p>
+      <w:r>
+        <w:t>• 前幾天用 AI 產的料況表對照現場實際狀況，有出入就跟它說，它會調整彙整方式</w:t>
+      </w:r>
+    </w:p>
+    <w:p>
+      <w:r>
+        <w:t>• 如果它把某線的短缺算錯，檢查是不是線別需求清單沒給對，補上正確需求</w:t>
+      </w:r>
+    </w:p>
+    <w:p>
+      <w:r>
+        <w:t>• 把線別代碼對照表給它，它分線就不會分錯</w:t>
+      </w:r>
+    </w:p>
+    <w:p>
+      <w:r>
+        <w:t>• 「集結狀態」的門檻用一陣子後可以再跟它講清楚，判斷會更貼近你的標準</w:t>
+      </w:r>
+    </w:p>
+    <w:p>
+      <w:r>
+        <w:t>• 納入每天固定流程，愈用它愈熟你們的料況節奏</w:t>
       </w:r>
     </w:p>
     <w:p/>
@@ -101,8 +142,16 @@
       </w:r>
     </w:p>
     <w:p>
+      <w:pPr>
+        <w:pStyle w:val="Heading2"/>
+      </w:pPr>
       <w:r>
-        <w:t>1. 領料單核對是以製令工作單的「應發數量」為基準，逐工單逐料號比對嗎？</w:t>
+        <w:t>一、請您提供或確認的事情</w:t>
+      </w:r>
+    </w:p>
+    <w:p>
+      <w:r>
+        <w:t>1. 你要 AI 幫忙的是備料/發料時的核對，還有發完之後的帳務和表單歸檔，對嗎？</w:t>
       </w:r>
     </w:p>
     <w:p>
@@ -112,7 +161,7 @@
     </w:p>
     <w:p>
       <w:r>
-        <w:t>2. 扣帳後帳務核對是核對什麼（SAP 扣帳數量 vs 領料數量）？資料如何取得？</w:t>
+        <w:t>2. 資料來源是生管從 SAP 開的製令工作單、領料單，AI 需要拿到（紙本可拍照上傳）</w:t>
       </w:r>
     </w:p>
     <w:p>
@@ -122,7 +171,7 @@
     </w:p>
     <w:p>
       <w:r>
-        <w:t>3. 表單歸檔索引要記錄哪些欄位（工單、料號、日期、文件位置、文件編碼）？有無編碼規則？</w:t>
+        <w:t>3. 你希望 AI 產出什麼？（核對表：料號、應發 vs 實領、差異；再加一份歸檔索引）</w:t>
       </w:r>
     </w:p>
     <w:p>
@@ -132,7 +181,7 @@
     </w:p>
     <w:p>
       <w:r>
-        <w:t>4. 實體表單目前純紙本存文件櫃，是否願意掃描或匯出以利建立索引與查找？</w:t>
+        <w:t>4. 實體發料、現場簽收這段一定是人做，AI 只幫忙比對和整理歸檔，這樣分工可以嗎？</w:t>
       </w:r>
     </w:p>
     <w:p>
@@ -142,7 +191,7 @@
     </w:p>
     <w:p>
       <w:r>
-        <w:t>5. 短發、超發情況要不要一併標出，還是只標差異？</w:t>
+        <w:t>5. 現在單據都放文件櫃紙本，願不願意改成掃描或匯出電子檔？這樣 AI 才能幫你歸檔查找</w:t>
       </w:r>
     </w:p>
     <w:p>
@@ -152,12 +201,45 @@
     </w:p>
     <w:p>
       <w:r>
-        <w:t>6. 料號比對是否區分大小寫與後綴？</w:t>
+        <w:t>6. 歸檔索引要用什麼編號規則、欄位？先講清楚，AI 整理才對得上你們的檔案系統</w:t>
       </w:r>
     </w:p>
     <w:p>
       <w:r>
         <w:t>回答：</w:t>
+      </w:r>
+    </w:p>
+    <w:p>
+      <w:pPr>
+        <w:pStyle w:val="Heading2"/>
+      </w:pPr>
+      <w:r>
+        <w:t>二、要用了之後、跟 AI 一起調整的事情（先了解即可，不用現在填）</w:t>
+      </w:r>
+    </w:p>
+    <w:p>
+      <w:r>
+        <w:t>• 剛開始每次核對都自己再抽查幾筆，AI 比錯就當場糾正它的比對規則</w:t>
+      </w:r>
+    </w:p>
+    <w:p>
+      <w:r>
+        <w:t>• 紙本拍照上傳時若字太模糊它標「待補」，你補上正確數字再讓它繼續</w:t>
+      </w:r>
+    </w:p>
+    <w:p>
+      <w:r>
+        <w:t>• 歸檔索引的檔名、編號如果跟你們規則不合，把規則講給它，它會照著編</w:t>
+      </w:r>
+    </w:p>
+    <w:p>
+      <w:r>
+        <w:t>• 強烈建議把文件櫃的紙本逐步掃描成電子檔，AI 才能幫你快速查找歷史單據</w:t>
+      </w:r>
+    </w:p>
+    <w:p>
+      <w:r>
+        <w:t>• 實際發料簽收、SAP 扣帳還是你自己做，AI 出的只是核對草稿和索引</w:t>
       </w:r>
     </w:p>
     <w:p/>
@@ -170,8 +252,16 @@
       </w:r>
     </w:p>
     <w:p>
+      <w:pPr>
+        <w:pStyle w:val="Heading2"/>
+      </w:pPr>
       <w:r>
-        <w:t>1. 包裝紀錄表要記錄哪些欄位（工單、料號、數量、包裝方式、日期、負責人）？有無現行範本？</w:t>
+        <w:t>一、請您提供或確認的事情</w:t>
+      </w:r>
+    </w:p>
+    <w:p>
+      <w:r>
+        <w:t>1. 你要 AI 幫忙的是包裝作業的文書：整理包裝紀錄表、把包裝照片建成索引，對嗎？</w:t>
       </w:r>
     </w:p>
     <w:p>
@@ -181,7 +271,7 @@
     </w:p>
     <w:p>
       <w:r>
-        <w:t>2. 包裝照片的命名規則是什麼？如何從檔名對回工單與料號？</w:t>
+        <w:t>2. 包裝通知從哪來？（生管排程、品保發的通知）AI 需要看到內容才能彙整</w:t>
       </w:r>
     </w:p>
     <w:p>
@@ -191,7 +281,7 @@
     </w:p>
     <w:p>
       <w:r>
-        <w:t>3. 「一個工單至少幾張照片」有沒有規定？沒照片就算缺漏嗎？</w:t>
+        <w:t>3. 包裝照片你們怎麼命名、放哪（P 槽）？AI 要靠檔名把照片對到正確的工單/料號</w:t>
       </w:r>
     </w:p>
     <w:p>
@@ -201,7 +291,7 @@
     </w:p>
     <w:p>
       <w:r>
-        <w:t>4. 品保包裝通知的慣用語氣與必填欄位為何？是否需要保留通知原文？</w:t>
+        <w:t>4. 包裝紀錄表要有哪些欄位？（工單、料號、數量、包裝方式、日期、負責人）給範本最好</w:t>
       </w:r>
     </w:p>
     <w:p>
@@ -211,7 +301,7 @@
     </w:p>
     <w:p>
       <w:r>
-        <w:t>5. 照片與紀錄最終存 P 槽再轉公用區，索引要不要記錄兩處路徑？</w:t>
+        <w:t>5. 實際包裝、拍照這段是人做，AI 只把通知和照片整理成表和索引，這樣分工可以嗎？</w:t>
       </w:r>
     </w:p>
     <w:p>
@@ -221,12 +311,45 @@
     </w:p>
     <w:p>
       <w:r>
-        <w:t>6. 料號未填或照片與料號對不上時，處理方式為何？</w:t>
+        <w:t>6. 照片檔名有沒有固定規則？先講清楚，AI 才對得準哪張照片配哪張工單</w:t>
       </w:r>
     </w:p>
     <w:p>
       <w:r>
         <w:t>回答：</w:t>
+      </w:r>
+    </w:p>
+    <w:p>
+      <w:pPr>
+        <w:pStyle w:val="Heading2"/>
+      </w:pPr>
+      <w:r>
+        <w:t>二、要用了之後、跟 AI 一起調整的事情（先了解即可，不用現在填）</w:t>
+      </w:r>
+    </w:p>
+    <w:p>
+      <w:r>
+        <w:t>• 第一次用 AI 產的紀錄表和照片索引時，抽查幾筆看照片有沒有配對錯，錯就跟它說</w:t>
+      </w:r>
+    </w:p>
+    <w:p>
+      <w:r>
+        <w:t>• 如果某工單沒有對應照片它會標「缺漏」，那是提醒你補拍或補傳，不是它出錯</w:t>
+      </w:r>
+    </w:p>
+    <w:p>
+      <w:r>
+        <w:t>• 照片命名規則若還沒統一，先訂一套再告訴它，索引就會又快又準</w:t>
+      </w:r>
+    </w:p>
+    <w:p>
+      <w:r>
+        <w:t>• 紀錄表欄位跟你們習慣不同就把範本給它，它會照著調</w:t>
+      </w:r>
+    </w:p>
+    <w:p>
+      <w:r>
+        <w:t>• 實體包裝和拍照永遠是人做，AI 幫的是把這些整理成可查的紀錄</w:t>
       </w:r>
     </w:p>
     <w:p/>
